--- a/AWS tasks/Task on Load balancers.docx
+++ b/AWS tasks/Task on Load balancers.docx
@@ -7,6 +7,25 @@
         <w:rPr>
           <w:b/>
           <w:bCs/>
+          <w:sz w:val="36"/>
+          <w:szCs w:val="36"/>
+        </w:rPr>
+      </w:pPr>
+      <w:r>
+        <w:rPr>
+          <w:b/>
+          <w:bCs/>
+          <w:sz w:val="36"/>
+          <w:szCs w:val="36"/>
+        </w:rPr>
+        <w:t>Task on Load balancers</w:t>
+      </w:r>
+    </w:p>
+    <w:p>
+      <w:pPr>
+        <w:rPr>
+          <w:b/>
+          <w:bCs/>
           <w:sz w:val="32"/>
           <w:szCs w:val="32"/>
         </w:rPr>
@@ -18,26 +37,74 @@
           <w:sz w:val="32"/>
           <w:szCs w:val="32"/>
         </w:rPr>
-        <w:t>Task on Load balancers</w:t>
-      </w:r>
-    </w:p>
-    <w:p>
-      <w:pPr>
-        <w:rPr>
-          <w:b/>
-          <w:bCs/>
-          <w:sz w:val="28"/>
-          <w:szCs w:val="28"/>
-        </w:rPr>
-      </w:pPr>
-      <w:r>
-        <w:rPr>
-          <w:b/>
-          <w:bCs/>
-          <w:sz w:val="28"/>
-          <w:szCs w:val="28"/>
-        </w:rPr>
         <w:t>1.Configure Classic Load balancer.</w:t>
+      </w:r>
+    </w:p>
+    <w:p>
+      <w:pPr>
+        <w:rPr>
+          <w:sz w:val="28"/>
+          <w:szCs w:val="28"/>
+        </w:rPr>
+      </w:pPr>
+      <w:r>
+        <w:rPr>
+          <w:sz w:val="28"/>
+          <w:szCs w:val="28"/>
+        </w:rPr>
+        <w:t xml:space="preserve">Go </w:t>
+      </w:r>
+      <w:proofErr w:type="gramStart"/>
+      <w:r>
+        <w:rPr>
+          <w:sz w:val="28"/>
+          <w:szCs w:val="28"/>
+        </w:rPr>
+        <w:t xml:space="preserve">to </w:t>
+      </w:r>
+      <w:r>
+        <w:rPr>
+          <w:sz w:val="28"/>
+          <w:szCs w:val="28"/>
+        </w:rPr>
+        <w:t xml:space="preserve"> AWS</w:t>
+      </w:r>
+      <w:proofErr w:type="gramEnd"/>
+      <w:r>
+        <w:rPr>
+          <w:sz w:val="28"/>
+          <w:szCs w:val="28"/>
+        </w:rPr>
+        <w:t xml:space="preserve"> Console → Load Balancers</w:t>
+      </w:r>
+      <w:r>
+        <w:rPr>
+          <w:sz w:val="28"/>
+          <w:szCs w:val="28"/>
+        </w:rPr>
+        <w:sym w:font="Wingdings" w:char="F0E0"/>
+      </w:r>
+      <w:r>
+        <w:rPr>
+          <w:sz w:val="28"/>
+          <w:szCs w:val="28"/>
+        </w:rPr>
+        <w:t>Click Create Load Balancer.</w:t>
+      </w:r>
+    </w:p>
+    <w:p>
+      <w:pPr>
+        <w:rPr>
+          <w:sz w:val="28"/>
+          <w:szCs w:val="28"/>
+        </w:rPr>
+      </w:pPr>
+      <w:r>
+        <w:rPr>
+          <w:sz w:val="28"/>
+          <w:szCs w:val="28"/>
+        </w:rPr>
+        <w:t xml:space="preserve">Choose Classic Load Balancer </w:t>
       </w:r>
     </w:p>
     <w:p>
@@ -105,6 +172,103 @@
       </w:pPr>
       <w:r>
         <w:rPr>
+          <w:sz w:val="28"/>
+          <w:szCs w:val="28"/>
+        </w:rPr>
+        <w:t>Create load</w:t>
+      </w:r>
+      <w:r>
+        <w:rPr>
+          <w:sz w:val="28"/>
+          <w:szCs w:val="28"/>
+        </w:rPr>
+        <w:t xml:space="preserve"> </w:t>
+      </w:r>
+      <w:proofErr w:type="spellStart"/>
+      <w:proofErr w:type="gramStart"/>
+      <w:r>
+        <w:rPr>
+          <w:sz w:val="28"/>
+          <w:szCs w:val="28"/>
+        </w:rPr>
+        <w:t>balancername</w:t>
+      </w:r>
+      <w:proofErr w:type="spellEnd"/>
+      <w:r>
+        <w:rPr>
+          <w:sz w:val="28"/>
+          <w:szCs w:val="28"/>
+        </w:rPr>
+        <w:t xml:space="preserve"> </w:t>
+      </w:r>
+      <w:r>
+        <w:rPr>
+          <w:sz w:val="28"/>
+          <w:szCs w:val="28"/>
+        </w:rPr>
+        <w:t xml:space="preserve"> and</w:t>
+      </w:r>
+      <w:proofErr w:type="gramEnd"/>
+      <w:r>
+        <w:rPr>
+          <w:sz w:val="28"/>
+          <w:szCs w:val="28"/>
+        </w:rPr>
+        <w:t xml:space="preserve"> select </w:t>
+      </w:r>
+      <w:proofErr w:type="gramStart"/>
+      <w:r>
+        <w:rPr>
+          <w:sz w:val="28"/>
+          <w:szCs w:val="28"/>
+        </w:rPr>
+        <w:t>scheme  and</w:t>
+      </w:r>
+      <w:proofErr w:type="gramEnd"/>
+      <w:r>
+        <w:rPr>
+          <w:sz w:val="28"/>
+          <w:szCs w:val="28"/>
+        </w:rPr>
+        <w:t xml:space="preserve"> also select </w:t>
+      </w:r>
+      <w:proofErr w:type="spellStart"/>
+      <w:r>
+        <w:rPr>
+          <w:sz w:val="28"/>
+          <w:szCs w:val="28"/>
+        </w:rPr>
+        <w:t>vpc</w:t>
+      </w:r>
+      <w:proofErr w:type="spellEnd"/>
+      <w:r>
+        <w:rPr>
+          <w:sz w:val="28"/>
+          <w:szCs w:val="28"/>
+        </w:rPr>
+        <w:t xml:space="preserve"> and subnets</w:t>
+      </w:r>
+      <w:r>
+        <w:rPr>
+          <w:b/>
+          <w:bCs/>
+          <w:sz w:val="28"/>
+          <w:szCs w:val="28"/>
+        </w:rPr>
+        <w:t>.</w:t>
+      </w:r>
+    </w:p>
+    <w:p>
+      <w:pPr>
+        <w:rPr>
+          <w:b/>
+          <w:bCs/>
+          <w:sz w:val="28"/>
+          <w:szCs w:val="28"/>
+        </w:rPr>
+      </w:pPr>
+      <w:r>
+        <w:rPr>
           <w:b/>
           <w:bCs/>
           <w:noProof/>
@@ -151,6 +315,44 @@
     <w:p>
       <w:pPr>
         <w:rPr>
+          <w:sz w:val="28"/>
+          <w:szCs w:val="28"/>
+        </w:rPr>
+      </w:pPr>
+      <w:r>
+        <w:rPr>
+          <w:sz w:val="28"/>
+          <w:szCs w:val="28"/>
+        </w:rPr>
+        <w:t>Confirm the protocols and enable</w:t>
+      </w:r>
+      <w:r>
+        <w:rPr>
+          <w:sz w:val="28"/>
+          <w:szCs w:val="28"/>
+        </w:rPr>
+        <w:t xml:space="preserve"> </w:t>
+      </w:r>
+      <w:proofErr w:type="spellStart"/>
+      <w:r>
+        <w:rPr>
+          <w:sz w:val="28"/>
+          <w:szCs w:val="28"/>
+        </w:rPr>
+        <w:t>listners</w:t>
+      </w:r>
+      <w:proofErr w:type="spellEnd"/>
+      <w:r>
+        <w:rPr>
+          <w:sz w:val="28"/>
+          <w:szCs w:val="28"/>
+        </w:rPr>
+        <w:t xml:space="preserve"> and routing.</w:t>
+      </w:r>
+    </w:p>
+    <w:p>
+      <w:pPr>
+        <w:rPr>
           <w:b/>
           <w:bCs/>
           <w:sz w:val="28"/>
@@ -165,6 +367,7 @@
           <w:sz w:val="28"/>
           <w:szCs w:val="28"/>
         </w:rPr>
+        <w:lastRenderedPageBreak/>
         <w:drawing>
           <wp:inline distT="0" distB="0" distL="0" distR="0" wp14:anchorId="3BCE381D" wp14:editId="6673C2A9">
             <wp:extent cx="5731510" cy="2074545"/>
@@ -219,7 +422,6 @@
           <w:sz w:val="28"/>
           <w:szCs w:val="28"/>
         </w:rPr>
-        <w:lastRenderedPageBreak/>
         <w:drawing>
           <wp:inline distT="0" distB="0" distL="0" distR="0" wp14:anchorId="213BE753" wp14:editId="58A4CA64">
             <wp:extent cx="5731510" cy="2061210"/>
@@ -260,6 +462,42 @@
     <w:p>
       <w:pPr>
         <w:rPr>
+          <w:sz w:val="28"/>
+          <w:szCs w:val="28"/>
+        </w:rPr>
+      </w:pPr>
+      <w:r>
+        <w:rPr>
+          <w:sz w:val="28"/>
+          <w:szCs w:val="28"/>
+        </w:rPr>
+        <w:t>we can see t</w:t>
+      </w:r>
+      <w:r>
+        <w:rPr>
+          <w:sz w:val="28"/>
+          <w:szCs w:val="28"/>
+        </w:rPr>
+        <w:t>he configurations in summary</w:t>
+      </w:r>
+      <w:r>
+        <w:rPr>
+          <w:sz w:val="28"/>
+          <w:szCs w:val="28"/>
+        </w:rPr>
+        <w:t xml:space="preserve">. </w:t>
+      </w:r>
+      <w:r>
+        <w:rPr>
+          <w:sz w:val="28"/>
+          <w:szCs w:val="28"/>
+        </w:rPr>
+        <w:t>if it is ok click on create load balancer.</w:t>
+      </w:r>
+    </w:p>
+    <w:p>
+      <w:pPr>
+        <w:rPr>
           <w:b/>
           <w:bCs/>
           <w:sz w:val="28"/>
@@ -322,6 +560,32 @@
       </w:pPr>
       <w:r>
         <w:rPr>
+          <w:sz w:val="28"/>
+          <w:szCs w:val="28"/>
+        </w:rPr>
+        <w:t>Here, are the results</w:t>
+      </w:r>
+      <w:r>
+        <w:rPr>
+          <w:b/>
+          <w:bCs/>
+          <w:sz w:val="28"/>
+          <w:szCs w:val="28"/>
+        </w:rPr>
+        <w:t>.</w:t>
+      </w:r>
+    </w:p>
+    <w:p>
+      <w:pPr>
+        <w:rPr>
+          <w:b/>
+          <w:bCs/>
+          <w:sz w:val="28"/>
+          <w:szCs w:val="28"/>
+        </w:rPr>
+      </w:pPr>
+      <w:r>
+        <w:rPr>
           <w:b/>
           <w:bCs/>
           <w:noProof/>
@@ -382,6 +646,7 @@
           <w:sz w:val="28"/>
           <w:szCs w:val="28"/>
         </w:rPr>
+        <w:lastRenderedPageBreak/>
         <w:drawing>
           <wp:inline distT="0" distB="0" distL="0" distR="0" wp14:anchorId="28C80A61" wp14:editId="56AFCD0D">
             <wp:extent cx="5731510" cy="2143760"/>
@@ -430,13 +695,54 @@
       </w:pPr>
       <w:r>
         <w:rPr>
+          <w:sz w:val="28"/>
+          <w:szCs w:val="28"/>
+        </w:rPr>
+        <w:t xml:space="preserve">Copy the </w:t>
+      </w:r>
+      <w:proofErr w:type="spellStart"/>
+      <w:r>
+        <w:rPr>
+          <w:sz w:val="28"/>
+          <w:szCs w:val="28"/>
+        </w:rPr>
+        <w:t>dns</w:t>
+      </w:r>
+      <w:proofErr w:type="spellEnd"/>
+      <w:r>
+        <w:rPr>
+          <w:sz w:val="28"/>
+          <w:szCs w:val="28"/>
+        </w:rPr>
+        <w:t xml:space="preserve"> name:80 and go to browser and check</w:t>
+      </w:r>
+      <w:r>
+        <w:rPr>
+          <w:b/>
+          <w:bCs/>
+          <w:sz w:val="28"/>
+          <w:szCs w:val="28"/>
+        </w:rPr>
+        <w:t>.</w:t>
+      </w:r>
+    </w:p>
+    <w:p>
+      <w:pPr>
+        <w:rPr>
+          <w:b/>
+          <w:bCs/>
+          <w:sz w:val="28"/>
+          <w:szCs w:val="28"/>
+        </w:rPr>
+      </w:pPr>
+      <w:r>
+        <w:rPr>
           <w:b/>
           <w:bCs/>
           <w:noProof/>
           <w:sz w:val="28"/>
           <w:szCs w:val="28"/>
         </w:rPr>
-        <w:lastRenderedPageBreak/>
         <w:drawing>
           <wp:inline distT="0" distB="0" distL="0" distR="0" wp14:anchorId="16EAB1BE" wp14:editId="0819616B">
             <wp:extent cx="5731510" cy="1028065"/>
@@ -479,8 +785,8 @@
         <w:rPr>
           <w:b/>
           <w:bCs/>
-          <w:sz w:val="28"/>
-          <w:szCs w:val="28"/>
+          <w:sz w:val="32"/>
+          <w:szCs w:val="32"/>
         </w:rPr>
       </w:pPr>
       <w:r>
@@ -531,8 +837,8 @@
         <w:rPr>
           <w:b/>
           <w:bCs/>
-          <w:sz w:val="28"/>
-          <w:szCs w:val="28"/>
+          <w:sz w:val="32"/>
+          <w:szCs w:val="32"/>
         </w:rPr>
         <w:t>2.</w:t>
       </w:r>
@@ -540,8 +846,8 @@
         <w:rPr>
           <w:b/>
           <w:bCs/>
-          <w:sz w:val="28"/>
-          <w:szCs w:val="28"/>
+          <w:sz w:val="32"/>
+          <w:szCs w:val="32"/>
         </w:rPr>
         <w:t>Configure Application Load balancer.</w:t>
       </w:r>
@@ -549,6 +855,47 @@
     <w:p>
       <w:pPr>
         <w:rPr>
+          <w:sz w:val="28"/>
+          <w:szCs w:val="28"/>
+        </w:rPr>
+      </w:pPr>
+      <w:r>
+        <w:rPr>
+          <w:sz w:val="28"/>
+          <w:szCs w:val="28"/>
+        </w:rPr>
+        <w:t xml:space="preserve">  Go to EC2 → Load Balancers → Create Load Balancer.</w:t>
+      </w:r>
+    </w:p>
+    <w:p>
+      <w:pPr>
+        <w:rPr>
+          <w:b/>
+          <w:bCs/>
+          <w:sz w:val="28"/>
+          <w:szCs w:val="28"/>
+        </w:rPr>
+      </w:pPr>
+      <w:r>
+        <w:rPr>
+          <w:sz w:val="28"/>
+          <w:szCs w:val="28"/>
+        </w:rPr>
+        <w:t xml:space="preserve"> Choose Application Load Balancer</w:t>
+      </w:r>
+      <w:r>
+        <w:rPr>
+          <w:b/>
+          <w:bCs/>
+          <w:sz w:val="28"/>
+          <w:szCs w:val="28"/>
+        </w:rPr>
+        <w:t>.</w:t>
+      </w:r>
+    </w:p>
+    <w:p>
+      <w:pPr>
+        <w:rPr>
           <w:b/>
           <w:bCs/>
           <w:sz w:val="28"/>
@@ -563,6 +910,7 @@
           <w:sz w:val="28"/>
           <w:szCs w:val="28"/>
         </w:rPr>
+        <w:lastRenderedPageBreak/>
         <w:drawing>
           <wp:inline distT="0" distB="0" distL="0" distR="0" wp14:anchorId="43B3B091" wp14:editId="18B82054">
             <wp:extent cx="5731510" cy="3194685"/>
@@ -603,6 +951,37 @@
     <w:p>
       <w:pPr>
         <w:rPr>
+          <w:sz w:val="28"/>
+          <w:szCs w:val="28"/>
+        </w:rPr>
+      </w:pPr>
+      <w:r>
+        <w:rPr>
+          <w:sz w:val="28"/>
+          <w:szCs w:val="28"/>
+        </w:rPr>
+        <w:t>We give the load balancer name</w:t>
+      </w:r>
+      <w:r>
+        <w:rPr>
+          <w:sz w:val="28"/>
+          <w:szCs w:val="28"/>
+        </w:rPr>
+        <w:t xml:space="preserve"> and select the </w:t>
+      </w:r>
+      <w:proofErr w:type="gramStart"/>
+      <w:r>
+        <w:rPr>
+          <w:sz w:val="28"/>
+          <w:szCs w:val="28"/>
+        </w:rPr>
+        <w:t>scheme .</w:t>
+      </w:r>
+      <w:proofErr w:type="gramEnd"/>
+    </w:p>
+    <w:p>
+      <w:pPr>
+        <w:rPr>
           <w:b/>
           <w:bCs/>
           <w:sz w:val="28"/>
@@ -617,7 +996,6 @@
           <w:sz w:val="28"/>
           <w:szCs w:val="28"/>
         </w:rPr>
-        <w:lastRenderedPageBreak/>
         <w:drawing>
           <wp:inline distT="0" distB="0" distL="0" distR="0" wp14:anchorId="4A507356" wp14:editId="374A3A5B">
             <wp:extent cx="5731510" cy="3199130"/>
@@ -666,12 +1044,62 @@
       </w:pPr>
       <w:r>
         <w:rPr>
+          <w:sz w:val="28"/>
+          <w:szCs w:val="28"/>
+        </w:rPr>
+        <w:t xml:space="preserve">Select the </w:t>
+      </w:r>
+      <w:proofErr w:type="spellStart"/>
+      <w:r>
+        <w:rPr>
+          <w:sz w:val="28"/>
+          <w:szCs w:val="28"/>
+        </w:rPr>
+        <w:t>vpc</w:t>
+      </w:r>
+      <w:proofErr w:type="spellEnd"/>
+      <w:r>
+        <w:rPr>
+          <w:sz w:val="28"/>
+          <w:szCs w:val="28"/>
+        </w:rPr>
+        <w:t xml:space="preserve"> and </w:t>
+      </w:r>
+      <w:r>
+        <w:rPr>
+          <w:sz w:val="28"/>
+          <w:szCs w:val="28"/>
+        </w:rPr>
+        <w:t>availability zones</w:t>
+      </w:r>
+      <w:r>
+        <w:rPr>
+          <w:b/>
+          <w:bCs/>
+          <w:sz w:val="28"/>
+          <w:szCs w:val="28"/>
+        </w:rPr>
+        <w:t>.</w:t>
+      </w:r>
+    </w:p>
+    <w:p>
+      <w:pPr>
+        <w:rPr>
+          <w:b/>
+          <w:bCs/>
+          <w:sz w:val="28"/>
+          <w:szCs w:val="28"/>
+        </w:rPr>
+      </w:pPr>
+      <w:r>
+        <w:rPr>
           <w:b/>
           <w:bCs/>
           <w:noProof/>
           <w:sz w:val="28"/>
           <w:szCs w:val="28"/>
         </w:rPr>
+        <w:lastRenderedPageBreak/>
         <w:drawing>
           <wp:inline distT="0" distB="0" distL="0" distR="0" wp14:anchorId="36469F95" wp14:editId="52B92AE6">
             <wp:extent cx="5731510" cy="3006090"/>
@@ -720,6 +1148,32 @@
       </w:pPr>
       <w:r>
         <w:rPr>
+          <w:sz w:val="28"/>
+          <w:szCs w:val="28"/>
+        </w:rPr>
+        <w:t>In APL we create the target groups</w:t>
+      </w:r>
+      <w:r>
+        <w:rPr>
+          <w:b/>
+          <w:bCs/>
+          <w:sz w:val="28"/>
+          <w:szCs w:val="28"/>
+        </w:rPr>
+        <w:t>.</w:t>
+      </w:r>
+    </w:p>
+    <w:p>
+      <w:pPr>
+        <w:rPr>
+          <w:b/>
+          <w:bCs/>
+          <w:sz w:val="28"/>
+          <w:szCs w:val="28"/>
+        </w:rPr>
+      </w:pPr>
+      <w:r>
+        <w:rPr>
           <w:b/>
           <w:bCs/>
           <w:noProof/>
@@ -774,13 +1228,66 @@
       </w:pPr>
       <w:r>
         <w:rPr>
+          <w:sz w:val="28"/>
+          <w:szCs w:val="28"/>
+        </w:rPr>
+        <w:t>Go to ec2</w:t>
+      </w:r>
+      <w:r>
+        <w:rPr>
+          <w:sz w:val="28"/>
+          <w:szCs w:val="28"/>
+        </w:rPr>
+        <w:sym w:font="Wingdings" w:char="F0E0"/>
+      </w:r>
+      <w:r>
+        <w:rPr>
+          <w:sz w:val="28"/>
+          <w:szCs w:val="28"/>
+        </w:rPr>
+        <w:t>select target groups</w:t>
+      </w:r>
+      <w:r>
+        <w:rPr>
+          <w:sz w:val="28"/>
+          <w:szCs w:val="28"/>
+        </w:rPr>
+        <w:sym w:font="Wingdings" w:char="F0E0"/>
+      </w:r>
+      <w:r>
+        <w:rPr>
+          <w:sz w:val="28"/>
+          <w:szCs w:val="28"/>
+        </w:rPr>
+        <w:t>choose instance type</w:t>
+      </w:r>
+      <w:r>
+        <w:rPr>
+          <w:b/>
+          <w:bCs/>
+          <w:sz w:val="28"/>
+          <w:szCs w:val="28"/>
+        </w:rPr>
+        <w:t>.</w:t>
+      </w:r>
+    </w:p>
+    <w:p>
+      <w:pPr>
+        <w:rPr>
+          <w:b/>
+          <w:bCs/>
+          <w:sz w:val="28"/>
+          <w:szCs w:val="28"/>
+        </w:rPr>
+      </w:pPr>
+      <w:r>
+        <w:rPr>
           <w:b/>
           <w:bCs/>
           <w:noProof/>
           <w:sz w:val="28"/>
           <w:szCs w:val="28"/>
         </w:rPr>
-        <w:lastRenderedPageBreak/>
         <w:drawing>
           <wp:inline distT="0" distB="0" distL="0" distR="0" wp14:anchorId="2B26D793" wp14:editId="01E33A60">
             <wp:extent cx="5731510" cy="2710815"/>
@@ -821,6 +1328,61 @@
     <w:p>
       <w:pPr>
         <w:rPr>
+          <w:sz w:val="28"/>
+          <w:szCs w:val="28"/>
+        </w:rPr>
+      </w:pPr>
+      <w:r>
+        <w:rPr>
+          <w:sz w:val="28"/>
+          <w:szCs w:val="28"/>
+        </w:rPr>
+        <w:lastRenderedPageBreak/>
+        <w:t xml:space="preserve">Give the target name and select the </w:t>
+      </w:r>
+      <w:proofErr w:type="spellStart"/>
+      <w:proofErr w:type="gramStart"/>
+      <w:r>
+        <w:rPr>
+          <w:sz w:val="28"/>
+          <w:szCs w:val="28"/>
+        </w:rPr>
+        <w:t>vpc</w:t>
+      </w:r>
+      <w:proofErr w:type="spellEnd"/>
+      <w:r>
+        <w:rPr>
+          <w:sz w:val="28"/>
+          <w:szCs w:val="28"/>
+        </w:rPr>
+        <w:t xml:space="preserve"> </w:t>
+      </w:r>
+      <w:r>
+        <w:rPr>
+          <w:sz w:val="28"/>
+          <w:szCs w:val="28"/>
+        </w:rPr>
+        <w:t xml:space="preserve"> and</w:t>
+      </w:r>
+      <w:proofErr w:type="gramEnd"/>
+      <w:r>
+        <w:rPr>
+          <w:sz w:val="28"/>
+          <w:szCs w:val="28"/>
+        </w:rPr>
+        <w:t xml:space="preserve"> also configure the </w:t>
+      </w:r>
+      <w:r>
+        <w:rPr>
+          <w:sz w:val="28"/>
+          <w:szCs w:val="28"/>
+        </w:rPr>
+        <w:t>health check path.</w:t>
+      </w:r>
+    </w:p>
+    <w:p>
+      <w:pPr>
+        <w:rPr>
           <w:b/>
           <w:bCs/>
           <w:sz w:val="28"/>
@@ -937,13 +1499,38 @@
       </w:pPr>
       <w:r>
         <w:rPr>
+          <w:sz w:val="28"/>
+          <w:szCs w:val="28"/>
+        </w:rPr>
+        <w:t>Target group is created</w:t>
+      </w:r>
+      <w:r>
+        <w:rPr>
+          <w:b/>
+          <w:bCs/>
+          <w:sz w:val="28"/>
+          <w:szCs w:val="28"/>
+        </w:rPr>
+        <w:t>.</w:t>
+      </w:r>
+    </w:p>
+    <w:p>
+      <w:pPr>
+        <w:rPr>
+          <w:b/>
+          <w:bCs/>
+          <w:sz w:val="28"/>
+          <w:szCs w:val="28"/>
+        </w:rPr>
+      </w:pPr>
+      <w:r>
+        <w:rPr>
           <w:b/>
           <w:bCs/>
           <w:noProof/>
           <w:sz w:val="28"/>
           <w:szCs w:val="28"/>
         </w:rPr>
-        <w:lastRenderedPageBreak/>
         <w:drawing>
           <wp:inline distT="0" distB="0" distL="0" distR="0" wp14:anchorId="317BCFDA" wp14:editId="577529FB">
             <wp:extent cx="5731510" cy="628650"/>
@@ -992,12 +1579,78 @@
       </w:pPr>
       <w:r>
         <w:rPr>
+          <w:sz w:val="28"/>
+          <w:szCs w:val="28"/>
+        </w:rPr>
+        <w:t>Go to ec2</w:t>
+      </w:r>
+      <w:r>
+        <w:rPr>
+          <w:sz w:val="28"/>
+          <w:szCs w:val="28"/>
+        </w:rPr>
+        <w:t xml:space="preserve"> </w:t>
+      </w:r>
+      <w:proofErr w:type="spellStart"/>
+      <w:r>
+        <w:rPr>
+          <w:sz w:val="28"/>
+          <w:szCs w:val="28"/>
+        </w:rPr>
+        <w:t>andselect</w:t>
+      </w:r>
+      <w:proofErr w:type="spellEnd"/>
+      <w:r>
+        <w:rPr>
+          <w:sz w:val="28"/>
+          <w:szCs w:val="28"/>
+        </w:rPr>
+        <w:t xml:space="preserve"> the target </w:t>
+      </w:r>
+      <w:proofErr w:type="gramStart"/>
+      <w:r>
+        <w:rPr>
+          <w:sz w:val="28"/>
+          <w:szCs w:val="28"/>
+        </w:rPr>
+        <w:t>group  and</w:t>
+      </w:r>
+      <w:proofErr w:type="gramEnd"/>
+      <w:r>
+        <w:rPr>
+          <w:sz w:val="28"/>
+          <w:szCs w:val="28"/>
+        </w:rPr>
+        <w:t xml:space="preserve"> create a load balancer</w:t>
+      </w:r>
+      <w:r>
+        <w:rPr>
+          <w:b/>
+          <w:bCs/>
+          <w:sz w:val="28"/>
+          <w:szCs w:val="28"/>
+        </w:rPr>
+        <w:t>.</w:t>
+      </w:r>
+    </w:p>
+    <w:p>
+      <w:pPr>
+        <w:rPr>
+          <w:b/>
+          <w:bCs/>
+          <w:sz w:val="28"/>
+          <w:szCs w:val="28"/>
+        </w:rPr>
+      </w:pPr>
+      <w:r>
+        <w:rPr>
           <w:b/>
           <w:bCs/>
           <w:noProof/>
           <w:sz w:val="28"/>
           <w:szCs w:val="28"/>
         </w:rPr>
+        <w:lastRenderedPageBreak/>
         <w:drawing>
           <wp:inline distT="0" distB="0" distL="0" distR="0" wp14:anchorId="7509FF04" wp14:editId="026D02F8">
             <wp:extent cx="5731510" cy="2134870"/>
@@ -1100,6 +1753,39 @@
       </w:pPr>
       <w:r>
         <w:rPr>
+          <w:sz w:val="28"/>
+          <w:szCs w:val="28"/>
+        </w:rPr>
+        <w:t>Go to target groups and register the targets</w:t>
+      </w:r>
+      <w:r>
+        <w:rPr>
+          <w:sz w:val="28"/>
+          <w:szCs w:val="28"/>
+        </w:rPr>
+        <w:t xml:space="preserve"> and also check the health status</w:t>
+      </w:r>
+      <w:r>
+        <w:rPr>
+          <w:b/>
+          <w:bCs/>
+          <w:sz w:val="28"/>
+          <w:szCs w:val="28"/>
+        </w:rPr>
+        <w:t>.</w:t>
+      </w:r>
+    </w:p>
+    <w:p>
+      <w:pPr>
+        <w:rPr>
+          <w:b/>
+          <w:bCs/>
+          <w:sz w:val="28"/>
+          <w:szCs w:val="28"/>
+        </w:rPr>
+      </w:pPr>
+      <w:r>
+        <w:rPr>
           <w:b/>
           <w:bCs/>
           <w:noProof/>
@@ -1208,6 +1894,66 @@
       </w:pPr>
       <w:r>
         <w:rPr>
+          <w:sz w:val="28"/>
+          <w:szCs w:val="28"/>
+        </w:rPr>
+        <w:t>We can check in browser</w:t>
+      </w:r>
+      <w:r>
+        <w:rPr>
+          <w:b/>
+          <w:bCs/>
+          <w:sz w:val="28"/>
+          <w:szCs w:val="28"/>
+        </w:rPr>
+        <w:t>.</w:t>
+      </w:r>
+    </w:p>
+    <w:p>
+      <w:pPr>
+        <w:rPr>
+          <w:sz w:val="28"/>
+          <w:szCs w:val="28"/>
+        </w:rPr>
+      </w:pPr>
+      <w:proofErr w:type="spellStart"/>
+      <w:r>
+        <w:rPr>
+          <w:sz w:val="28"/>
+          <w:szCs w:val="28"/>
+        </w:rPr>
+        <w:t>Dns</w:t>
+      </w:r>
+      <w:proofErr w:type="spellEnd"/>
+      <w:r>
+        <w:rPr>
+          <w:sz w:val="28"/>
+          <w:szCs w:val="28"/>
+        </w:rPr>
+        <w:t xml:space="preserve"> name:80</w:t>
+      </w:r>
+    </w:p>
+    <w:p>
+      <w:pPr>
+        <w:rPr>
+          <w:b/>
+          <w:bCs/>
+          <w:sz w:val="28"/>
+          <w:szCs w:val="28"/>
+        </w:rPr>
+      </w:pPr>
+    </w:p>
+    <w:p>
+      <w:pPr>
+        <w:rPr>
+          <w:b/>
+          <w:bCs/>
+          <w:sz w:val="28"/>
+          <w:szCs w:val="28"/>
+        </w:rPr>
+      </w:pPr>
+      <w:r>
+        <w:rPr>
           <w:b/>
           <w:bCs/>
           <w:noProof/>
@@ -1254,31 +2000,23 @@
     <w:p>
       <w:pPr>
         <w:rPr>
-          <w:b/>
-          <w:bCs/>
-          <w:sz w:val="28"/>
-          <w:szCs w:val="28"/>
-        </w:rPr>
-      </w:pPr>
-      <w:proofErr w:type="spellStart"/>
-      <w:r>
-        <w:rPr>
-          <w:b/>
-          <w:bCs/>
-          <w:sz w:val="28"/>
-          <w:szCs w:val="28"/>
-        </w:rPr>
-        <w:t>Dns</w:t>
-      </w:r>
-      <w:proofErr w:type="spellEnd"/>
-      <w:r>
-        <w:rPr>
-          <w:b/>
-          <w:bCs/>
-          <w:sz w:val="28"/>
-          <w:szCs w:val="28"/>
-        </w:rPr>
-        <w:t xml:space="preserve"> name:80</w:t>
+          <w:sz w:val="28"/>
+          <w:szCs w:val="28"/>
+        </w:rPr>
+      </w:pPr>
+      <w:r>
+        <w:rPr>
+          <w:sz w:val="28"/>
+          <w:szCs w:val="28"/>
+        </w:rPr>
+        <w:t xml:space="preserve">In the instance level we can configure the </w:t>
+      </w:r>
+      <w:r>
+        <w:rPr>
+          <w:sz w:val="28"/>
+          <w:szCs w:val="28"/>
+        </w:rPr>
+        <w:t>path.</w:t>
       </w:r>
     </w:p>
     <w:p>
@@ -1339,6 +2077,21 @@
     <w:p>
       <w:pPr>
         <w:rPr>
+          <w:sz w:val="28"/>
+          <w:szCs w:val="28"/>
+        </w:rPr>
+      </w:pPr>
+      <w:r>
+        <w:rPr>
+          <w:sz w:val="28"/>
+          <w:szCs w:val="28"/>
+        </w:rPr>
+        <w:t>Path/images.</w:t>
+      </w:r>
+    </w:p>
+    <w:p>
+      <w:pPr>
+        <w:rPr>
           <w:b/>
           <w:bCs/>
           <w:sz w:val="28"/>
@@ -1388,6 +2141,55 @@
             </a:graphic>
           </wp:inline>
         </w:drawing>
+      </w:r>
+    </w:p>
+    <w:p>
+      <w:pPr>
+        <w:rPr>
+          <w:b/>
+          <w:bCs/>
+          <w:sz w:val="28"/>
+          <w:szCs w:val="28"/>
+        </w:rPr>
+      </w:pPr>
+      <w:r>
+        <w:rPr>
+          <w:sz w:val="28"/>
+          <w:szCs w:val="28"/>
+        </w:rPr>
+        <w:t xml:space="preserve">Go to load balancer and create a </w:t>
+      </w:r>
+      <w:proofErr w:type="gramStart"/>
+      <w:r>
+        <w:rPr>
+          <w:sz w:val="28"/>
+          <w:szCs w:val="28"/>
+        </w:rPr>
+        <w:t>rule  and</w:t>
+      </w:r>
+      <w:proofErr w:type="gramEnd"/>
+      <w:r>
+        <w:rPr>
+          <w:sz w:val="28"/>
+          <w:szCs w:val="28"/>
+        </w:rPr>
+        <w:t xml:space="preserve"> </w:t>
+      </w:r>
+      <w:r>
+        <w:rPr>
+          <w:sz w:val="28"/>
+          <w:szCs w:val="28"/>
+        </w:rPr>
+        <w:t>give the path</w:t>
+      </w:r>
+      <w:r>
+        <w:rPr>
+          <w:b/>
+          <w:bCs/>
+          <w:sz w:val="28"/>
+          <w:szCs w:val="28"/>
+        </w:rPr>
+        <w:t>.</w:t>
       </w:r>
     </w:p>
     <w:p>
@@ -1564,6 +2366,39 @@
       </w:pPr>
       <w:r>
         <w:rPr>
+          <w:sz w:val="28"/>
+          <w:szCs w:val="28"/>
+        </w:rPr>
+        <w:t xml:space="preserve">And also set the </w:t>
+      </w:r>
+      <w:r>
+        <w:rPr>
+          <w:sz w:val="28"/>
+          <w:szCs w:val="28"/>
+        </w:rPr>
+        <w:t>priority and click next</w:t>
+      </w:r>
+      <w:r>
+        <w:rPr>
+          <w:b/>
+          <w:bCs/>
+          <w:sz w:val="28"/>
+          <w:szCs w:val="28"/>
+        </w:rPr>
+        <w:t>.</w:t>
+      </w:r>
+    </w:p>
+    <w:p>
+      <w:pPr>
+        <w:rPr>
+          <w:b/>
+          <w:bCs/>
+          <w:sz w:val="28"/>
+          <w:szCs w:val="28"/>
+        </w:rPr>
+      </w:pPr>
+      <w:r>
+        <w:rPr>
           <w:b/>
           <w:bCs/>
           <w:noProof/>
@@ -1610,6 +2445,30 @@
     <w:p>
       <w:pPr>
         <w:rPr>
+          <w:sz w:val="28"/>
+          <w:szCs w:val="28"/>
+        </w:rPr>
+      </w:pPr>
+      <w:proofErr w:type="spellStart"/>
+      <w:r>
+        <w:rPr>
+          <w:sz w:val="28"/>
+          <w:szCs w:val="28"/>
+        </w:rPr>
+        <w:t>Dnsname</w:t>
+      </w:r>
+      <w:proofErr w:type="spellEnd"/>
+      <w:r>
+        <w:rPr>
+          <w:sz w:val="28"/>
+          <w:szCs w:val="28"/>
+        </w:rPr>
+        <w:t>/80.</w:t>
+      </w:r>
+    </w:p>
+    <w:p>
+      <w:pPr>
+        <w:rPr>
           <w:b/>
           <w:bCs/>
           <w:sz w:val="28"/>
@@ -1684,10 +2543,84 @@
         <w:rPr>
           <w:b/>
           <w:bCs/>
-          <w:sz w:val="28"/>
-          <w:szCs w:val="28"/>
-        </w:rPr>
-        <w:t>Configure Network Load balancer.</w:t>
+          <w:sz w:val="32"/>
+          <w:szCs w:val="32"/>
+        </w:rPr>
+        <w:lastRenderedPageBreak/>
+        <w:t>3.</w:t>
+      </w:r>
+      <w:r>
+        <w:rPr>
+          <w:b/>
+          <w:bCs/>
+          <w:sz w:val="32"/>
+          <w:szCs w:val="32"/>
+        </w:rPr>
+        <w:t>Configure Network Load balancer</w:t>
+      </w:r>
+      <w:r>
+        <w:rPr>
+          <w:b/>
+          <w:bCs/>
+          <w:sz w:val="28"/>
+          <w:szCs w:val="28"/>
+        </w:rPr>
+        <w:t>.</w:t>
+      </w:r>
+    </w:p>
+    <w:p>
+      <w:pPr>
+        <w:rPr>
+          <w:sz w:val="28"/>
+          <w:szCs w:val="28"/>
+        </w:rPr>
+      </w:pPr>
+      <w:r>
+        <w:rPr>
+          <w:sz w:val="28"/>
+          <w:szCs w:val="28"/>
+        </w:rPr>
+        <w:t xml:space="preserve">  Go to EC2 → Load Balancers → Create Load Balancer.</w:t>
+      </w:r>
+    </w:p>
+    <w:p>
+      <w:pPr>
+        <w:rPr>
+          <w:b/>
+          <w:bCs/>
+          <w:sz w:val="28"/>
+          <w:szCs w:val="28"/>
+        </w:rPr>
+      </w:pPr>
+      <w:r>
+        <w:rPr>
+          <w:sz w:val="28"/>
+          <w:szCs w:val="28"/>
+        </w:rPr>
+        <w:t xml:space="preserve"> Choose </w:t>
+      </w:r>
+      <w:proofErr w:type="gramStart"/>
+      <w:r>
+        <w:rPr>
+          <w:sz w:val="28"/>
+          <w:szCs w:val="28"/>
+        </w:rPr>
+        <w:t xml:space="preserve">network </w:t>
+      </w:r>
+      <w:r>
+        <w:rPr>
+          <w:sz w:val="28"/>
+          <w:szCs w:val="28"/>
+        </w:rPr>
+        <w:t xml:space="preserve"> Load</w:t>
+      </w:r>
+      <w:proofErr w:type="gramEnd"/>
+      <w:r>
+        <w:rPr>
+          <w:sz w:val="28"/>
+          <w:szCs w:val="28"/>
+        </w:rPr>
+        <w:t xml:space="preserve"> Balancer</w:t>
       </w:r>
     </w:p>
     <w:p>
@@ -1707,7 +2640,6 @@
           <w:sz w:val="28"/>
           <w:szCs w:val="28"/>
         </w:rPr>
-        <w:lastRenderedPageBreak/>
         <w:drawing>
           <wp:inline distT="0" distB="0" distL="0" distR="0" wp14:anchorId="18BF5A40" wp14:editId="71D80786">
             <wp:extent cx="5731510" cy="3640455"/>
@@ -1743,6 +2675,32 @@
             </a:graphic>
           </wp:inline>
         </w:drawing>
+      </w:r>
+    </w:p>
+    <w:p>
+      <w:pPr>
+        <w:rPr>
+          <w:b/>
+          <w:bCs/>
+          <w:sz w:val="28"/>
+          <w:szCs w:val="28"/>
+        </w:rPr>
+      </w:pPr>
+      <w:r>
+        <w:rPr>
+          <w:sz w:val="28"/>
+          <w:szCs w:val="28"/>
+        </w:rPr>
+        <w:t>Same like application load balancer we create target group</w:t>
+      </w:r>
+      <w:r>
+        <w:rPr>
+          <w:b/>
+          <w:bCs/>
+          <w:sz w:val="28"/>
+          <w:szCs w:val="28"/>
+        </w:rPr>
+        <w:t>.</w:t>
       </w:r>
     </w:p>
     <w:p>
@@ -1911,6 +2869,21 @@
     <w:p>
       <w:pPr>
         <w:rPr>
+          <w:sz w:val="28"/>
+          <w:szCs w:val="28"/>
+        </w:rPr>
+      </w:pPr>
+      <w:r>
+        <w:rPr>
+          <w:sz w:val="28"/>
+          <w:szCs w:val="28"/>
+        </w:rPr>
+        <w:t xml:space="preserve">                          And also register the targets.</w:t>
+      </w:r>
+    </w:p>
+    <w:p>
+      <w:pPr>
+        <w:rPr>
           <w:b/>
           <w:bCs/>
           <w:sz w:val="28"/>
@@ -2014,6 +2987,55 @@
             </a:graphic>
           </wp:inline>
         </w:drawing>
+      </w:r>
+    </w:p>
+    <w:p>
+      <w:pPr>
+        <w:rPr>
+          <w:b/>
+          <w:bCs/>
+          <w:sz w:val="28"/>
+          <w:szCs w:val="28"/>
+        </w:rPr>
+      </w:pPr>
+      <w:r>
+        <w:rPr>
+          <w:sz w:val="28"/>
+          <w:szCs w:val="28"/>
+        </w:rPr>
+        <w:t>Then go to load balancers</w:t>
+      </w:r>
+      <w:r>
+        <w:rPr>
+          <w:sz w:val="28"/>
+          <w:szCs w:val="28"/>
+        </w:rPr>
+        <w:sym w:font="Wingdings" w:char="F0E0"/>
+      </w:r>
+      <w:r>
+        <w:rPr>
+          <w:sz w:val="28"/>
+          <w:szCs w:val="28"/>
+        </w:rPr>
+        <w:t xml:space="preserve">select scheme and configure the </w:t>
+      </w:r>
+      <w:proofErr w:type="spellStart"/>
+      <w:r>
+        <w:rPr>
+          <w:sz w:val="28"/>
+          <w:szCs w:val="28"/>
+        </w:rPr>
+        <w:t>listners</w:t>
+      </w:r>
+      <w:proofErr w:type="spellEnd"/>
+      <w:r>
+        <w:rPr>
+          <w:b/>
+          <w:bCs/>
+          <w:sz w:val="28"/>
+          <w:szCs w:val="28"/>
+        </w:rPr>
+        <w:t>.</w:t>
       </w:r>
     </w:p>
     <w:p>
@@ -2128,6 +3150,21 @@
     <w:p>
       <w:pPr>
         <w:rPr>
+          <w:sz w:val="28"/>
+          <w:szCs w:val="28"/>
+        </w:rPr>
+      </w:pPr>
+      <w:r>
+        <w:rPr>
+          <w:sz w:val="28"/>
+          <w:szCs w:val="28"/>
+        </w:rPr>
+        <w:t>We can check the configurations in the summary and it is ok we can click on create load balancer.</w:t>
+      </w:r>
+    </w:p>
+    <w:p>
+      <w:pPr>
+        <w:rPr>
           <w:b/>
           <w:bCs/>
           <w:sz w:val="28"/>
@@ -2190,13 +3227,39 @@
       </w:pPr>
       <w:r>
         <w:rPr>
+          <w:sz w:val="28"/>
+          <w:szCs w:val="28"/>
+        </w:rPr>
+        <w:lastRenderedPageBreak/>
+        <w:t>Once it is active we can check in the browser</w:t>
+      </w:r>
+      <w:r>
+        <w:rPr>
+          <w:b/>
+          <w:bCs/>
+          <w:sz w:val="28"/>
+          <w:szCs w:val="28"/>
+        </w:rPr>
+        <w:t>.</w:t>
+      </w:r>
+    </w:p>
+    <w:p>
+      <w:pPr>
+        <w:rPr>
+          <w:b/>
+          <w:bCs/>
+          <w:sz w:val="28"/>
+          <w:szCs w:val="28"/>
+        </w:rPr>
+      </w:pPr>
+      <w:r>
+        <w:rPr>
           <w:b/>
           <w:bCs/>
           <w:noProof/>
           <w:sz w:val="28"/>
           <w:szCs w:val="28"/>
         </w:rPr>
-        <w:lastRenderedPageBreak/>
         <w:drawing>
           <wp:inline distT="0" distB="0" distL="0" distR="0" wp14:anchorId="55A367D8" wp14:editId="4BC45C69">
             <wp:extent cx="5731510" cy="2434590"/>
@@ -2303,18 +3366,67 @@
         <w:rPr>
           <w:b/>
           <w:bCs/>
-          <w:sz w:val="28"/>
-          <w:szCs w:val="28"/>
-        </w:rPr>
-      </w:pPr>
-      <w:r>
-        <w:rPr>
-          <w:b/>
-          <w:bCs/>
-          <w:sz w:val="28"/>
-          <w:szCs w:val="28"/>
+          <w:sz w:val="32"/>
+          <w:szCs w:val="32"/>
+        </w:rPr>
+      </w:pPr>
+      <w:r>
+        <w:rPr>
+          <w:b/>
+          <w:bCs/>
+          <w:sz w:val="32"/>
+          <w:szCs w:val="32"/>
+        </w:rPr>
+        <w:t>4.</w:t>
+      </w:r>
+      <w:r>
+        <w:rPr>
+          <w:b/>
+          <w:bCs/>
+          <w:sz w:val="32"/>
+          <w:szCs w:val="32"/>
         </w:rPr>
         <w:t>Attach SSL for application load balancer.</w:t>
+      </w:r>
+    </w:p>
+    <w:p>
+      <w:pPr>
+        <w:rPr>
+          <w:sz w:val="28"/>
+          <w:szCs w:val="28"/>
+        </w:rPr>
+      </w:pPr>
+      <w:r>
+        <w:rPr>
+          <w:sz w:val="28"/>
+          <w:szCs w:val="28"/>
+        </w:rPr>
+        <w:t xml:space="preserve">Go to load balancers and click on add </w:t>
+      </w:r>
+      <w:proofErr w:type="spellStart"/>
+      <w:proofErr w:type="gramStart"/>
+      <w:r>
+        <w:rPr>
+          <w:sz w:val="28"/>
+          <w:szCs w:val="28"/>
+        </w:rPr>
+        <w:t>listners</w:t>
+      </w:r>
+      <w:proofErr w:type="spellEnd"/>
+      <w:r>
+        <w:rPr>
+          <w:sz w:val="28"/>
+          <w:szCs w:val="28"/>
+        </w:rPr>
+        <w:t xml:space="preserve">  we</w:t>
+      </w:r>
+      <w:proofErr w:type="gramEnd"/>
+      <w:r>
+        <w:rPr>
+          <w:sz w:val="28"/>
+          <w:szCs w:val="28"/>
+        </w:rPr>
+        <w:t xml:space="preserve"> can give the protocol number and select the target groups.</w:t>
       </w:r>
     </w:p>
     <w:p>
@@ -2437,6 +3549,55 @@
       </w:pPr>
       <w:r>
         <w:rPr>
+          <w:sz w:val="28"/>
+          <w:szCs w:val="28"/>
+        </w:rPr>
+        <w:t xml:space="preserve">And </w:t>
+      </w:r>
+      <w:proofErr w:type="gramStart"/>
+      <w:r>
+        <w:rPr>
+          <w:sz w:val="28"/>
+          <w:szCs w:val="28"/>
+        </w:rPr>
+        <w:t>also</w:t>
+      </w:r>
+      <w:proofErr w:type="gramEnd"/>
+      <w:r>
+        <w:rPr>
+          <w:sz w:val="28"/>
+          <w:szCs w:val="28"/>
+        </w:rPr>
+        <w:t xml:space="preserve"> we can select the certificate </w:t>
+      </w:r>
+      <w:r>
+        <w:rPr>
+          <w:sz w:val="28"/>
+          <w:szCs w:val="28"/>
+        </w:rPr>
+        <w:t>and add</w:t>
+      </w:r>
+      <w:r>
+        <w:rPr>
+          <w:b/>
+          <w:bCs/>
+          <w:sz w:val="28"/>
+          <w:szCs w:val="28"/>
+        </w:rPr>
+        <w:t>.</w:t>
+      </w:r>
+    </w:p>
+    <w:p>
+      <w:pPr>
+        <w:rPr>
+          <w:b/>
+          <w:bCs/>
+          <w:sz w:val="28"/>
+          <w:szCs w:val="28"/>
+        </w:rPr>
+      </w:pPr>
+      <w:r>
+        <w:rPr>
           <w:b/>
           <w:bCs/>
           <w:noProof/>
@@ -2489,88 +3650,117 @@
           <w:szCs w:val="28"/>
         </w:rPr>
       </w:pPr>
-      <w:r>
-        <w:rPr>
-          <w:b/>
-          <w:bCs/>
-          <w:noProof/>
-          <w:sz w:val="28"/>
-          <w:szCs w:val="28"/>
-        </w:rPr>
-        <w:drawing>
-          <wp:inline distT="0" distB="0" distL="0" distR="0" wp14:anchorId="7F7E27B3" wp14:editId="72AD1B6A">
-            <wp:extent cx="5731510" cy="791210"/>
-            <wp:effectExtent l="0" t="0" r="2540" b="8890"/>
-            <wp:docPr id="275391855" name="Picture 1"/>
-            <wp:cNvGraphicFramePr>
-              <a:graphicFrameLocks xmlns:a="http://schemas.openxmlformats.org/drawingml/2006/main" noChangeAspect="1"/>
-            </wp:cNvGraphicFramePr>
-            <a:graphic xmlns:a="http://schemas.openxmlformats.org/drawingml/2006/main">
-              <a:graphicData uri="http://schemas.openxmlformats.org/drawingml/2006/picture">
-                <pic:pic xmlns:pic="http://schemas.openxmlformats.org/drawingml/2006/picture">
-                  <pic:nvPicPr>
-                    <pic:cNvPr id="275391855" name=""/>
-                    <pic:cNvPicPr/>
-                  </pic:nvPicPr>
-                  <pic:blipFill>
-                    <a:blip r:embed="rId46"/>
-                    <a:stretch>
-                      <a:fillRect/>
-                    </a:stretch>
-                  </pic:blipFill>
-                  <pic:spPr>
-                    <a:xfrm>
-                      <a:off x="0" y="0"/>
-                      <a:ext cx="5731510" cy="791210"/>
-                    </a:xfrm>
-                    <a:prstGeom prst="rect">
-                      <a:avLst/>
-                    </a:prstGeom>
-                  </pic:spPr>
-                </pic:pic>
-              </a:graphicData>
-            </a:graphic>
-          </wp:inline>
-        </w:drawing>
-      </w:r>
-    </w:p>
-    <w:p>
-      <w:pPr>
-        <w:rPr>
-          <w:b/>
-          <w:bCs/>
-          <w:sz w:val="28"/>
-          <w:szCs w:val="28"/>
-        </w:rPr>
-      </w:pPr>
-    </w:p>
-    <w:p>
-      <w:pPr>
-        <w:rPr>
-          <w:b/>
-          <w:bCs/>
-          <w:sz w:val="28"/>
-          <w:szCs w:val="28"/>
-        </w:rPr>
-      </w:pPr>
-    </w:p>
-    <w:p>
-      <w:pPr>
-        <w:rPr>
-          <w:b/>
-          <w:bCs/>
-          <w:sz w:val="28"/>
-          <w:szCs w:val="28"/>
-        </w:rPr>
-      </w:pPr>
-      <w:r>
-        <w:rPr>
-          <w:b/>
-          <w:bCs/>
-          <w:sz w:val="28"/>
-          <w:szCs w:val="28"/>
+    </w:p>
+    <w:p>
+      <w:pPr>
+        <w:rPr>
+          <w:b/>
+          <w:bCs/>
+          <w:sz w:val="28"/>
+          <w:szCs w:val="28"/>
+        </w:rPr>
+      </w:pPr>
+    </w:p>
+    <w:p>
+      <w:pPr>
+        <w:rPr>
+          <w:b/>
+          <w:bCs/>
+          <w:sz w:val="28"/>
+          <w:szCs w:val="28"/>
+        </w:rPr>
+      </w:pPr>
+    </w:p>
+    <w:p>
+      <w:pPr>
+        <w:rPr>
+          <w:b/>
+          <w:bCs/>
+          <w:sz w:val="32"/>
+          <w:szCs w:val="32"/>
+        </w:rPr>
+      </w:pPr>
+      <w:r>
+        <w:rPr>
+          <w:b/>
+          <w:bCs/>
+          <w:sz w:val="32"/>
+          <w:szCs w:val="32"/>
+        </w:rPr>
+        <w:t>5.</w:t>
+      </w:r>
+      <w:r>
+        <w:rPr>
+          <w:b/>
+          <w:bCs/>
+          <w:sz w:val="32"/>
+          <w:szCs w:val="32"/>
         </w:rPr>
         <w:t>Map Application load balancer to R53.</w:t>
+      </w:r>
+    </w:p>
+    <w:p>
+      <w:pPr>
+        <w:rPr>
+          <w:sz w:val="28"/>
+          <w:szCs w:val="28"/>
+        </w:rPr>
+      </w:pPr>
+      <w:r>
+        <w:rPr>
+          <w:sz w:val="28"/>
+          <w:szCs w:val="28"/>
+        </w:rPr>
+        <w:t xml:space="preserve">For this task </w:t>
+      </w:r>
+      <w:r>
+        <w:rPr>
+          <w:sz w:val="28"/>
+          <w:szCs w:val="28"/>
+        </w:rPr>
+        <w:t>go to r53</w:t>
+      </w:r>
+      <w:r>
+        <w:rPr>
+          <w:sz w:val="28"/>
+          <w:szCs w:val="28"/>
+        </w:rPr>
+        <w:sym w:font="Wingdings" w:char="F0E0"/>
+      </w:r>
+      <w:r>
+        <w:rPr>
+          <w:sz w:val="28"/>
+          <w:szCs w:val="28"/>
+        </w:rPr>
+        <w:t>hosted zones</w:t>
+      </w:r>
+      <w:r>
+        <w:rPr>
+          <w:sz w:val="28"/>
+          <w:szCs w:val="28"/>
+        </w:rPr>
+        <w:sym w:font="Wingdings" w:char="F0E0"/>
+      </w:r>
+      <w:r>
+        <w:rPr>
+          <w:sz w:val="28"/>
+          <w:szCs w:val="28"/>
+        </w:rPr>
+        <w:t>select the bucket</w:t>
+      </w:r>
+      <w:r>
+        <w:rPr>
+          <w:sz w:val="28"/>
+          <w:szCs w:val="28"/>
+        </w:rPr>
+        <w:sym w:font="Wingdings" w:char="F0E0"/>
+      </w:r>
+      <w:r>
+        <w:rPr>
+          <w:sz w:val="28"/>
+          <w:szCs w:val="28"/>
+        </w:rPr>
+        <w:t xml:space="preserve"> and click on create record and select the record type and alias and click on create records.</w:t>
       </w:r>
     </w:p>
     <w:p>
@@ -2607,7 +3797,7 @@
                     <pic:cNvPicPr/>
                   </pic:nvPicPr>
                   <pic:blipFill>
-                    <a:blip r:embed="rId47"/>
+                    <a:blip r:embed="rId46"/>
                     <a:stretch>
                       <a:fillRect/>
                     </a:stretch>
@@ -2661,7 +3851,7 @@
                     <pic:cNvPicPr/>
                   </pic:nvPicPr>
                   <pic:blipFill>
-                    <a:blip r:embed="rId48"/>
+                    <a:blip r:embed="rId47"/>
                     <a:stretch>
                       <a:fillRect/>
                     </a:stretch>
@@ -2687,16 +3877,25 @@
         <w:rPr>
           <w:b/>
           <w:bCs/>
-          <w:sz w:val="28"/>
-          <w:szCs w:val="28"/>
-        </w:rPr>
-      </w:pPr>
-      <w:r>
-        <w:rPr>
-          <w:b/>
-          <w:bCs/>
-          <w:sz w:val="28"/>
-          <w:szCs w:val="28"/>
+          <w:sz w:val="32"/>
+          <w:szCs w:val="32"/>
+        </w:rPr>
+      </w:pPr>
+      <w:r>
+        <w:rPr>
+          <w:b/>
+          <w:bCs/>
+          <w:sz w:val="32"/>
+          <w:szCs w:val="32"/>
+        </w:rPr>
+        <w:t>6.</w:t>
+      </w:r>
+      <w:r>
+        <w:rPr>
+          <w:b/>
+          <w:bCs/>
+          <w:sz w:val="32"/>
+          <w:szCs w:val="32"/>
         </w:rPr>
         <w:t>Push the application load balancer logs</w:t>
       </w:r>
@@ -2704,10 +3903,68 @@
         <w:rPr>
           <w:b/>
           <w:bCs/>
-          <w:sz w:val="28"/>
-          <w:szCs w:val="28"/>
+          <w:sz w:val="32"/>
+          <w:szCs w:val="32"/>
         </w:rPr>
         <w:t xml:space="preserve"> to s3</w:t>
+      </w:r>
+      <w:r>
+        <w:rPr>
+          <w:b/>
+          <w:bCs/>
+          <w:sz w:val="32"/>
+          <w:szCs w:val="32"/>
+        </w:rPr>
+        <w:t>.</w:t>
+      </w:r>
+    </w:p>
+    <w:p>
+      <w:pPr>
+        <w:rPr>
+          <w:b/>
+          <w:bCs/>
+          <w:sz w:val="28"/>
+          <w:szCs w:val="28"/>
+        </w:rPr>
+      </w:pPr>
+      <w:r>
+        <w:rPr>
+          <w:sz w:val="28"/>
+          <w:szCs w:val="28"/>
+        </w:rPr>
+        <w:t xml:space="preserve">Go to the bucket </w:t>
+      </w:r>
+      <w:proofErr w:type="gramStart"/>
+      <w:r>
+        <w:rPr>
+          <w:sz w:val="28"/>
+          <w:szCs w:val="28"/>
+        </w:rPr>
+        <w:t xml:space="preserve">and </w:t>
+      </w:r>
+      <w:r>
+        <w:rPr>
+          <w:sz w:val="28"/>
+          <w:szCs w:val="28"/>
+        </w:rPr>
+        <w:t xml:space="preserve"> create</w:t>
+      </w:r>
+      <w:proofErr w:type="gramEnd"/>
+      <w:r>
+        <w:rPr>
+          <w:sz w:val="28"/>
+          <w:szCs w:val="28"/>
+        </w:rPr>
+        <w:t xml:space="preserve"> a policy</w:t>
+      </w:r>
+      <w:r>
+        <w:rPr>
+          <w:b/>
+          <w:bCs/>
+          <w:sz w:val="28"/>
+          <w:szCs w:val="28"/>
+        </w:rPr>
+        <w:t>.</w:t>
       </w:r>
     </w:p>
     <w:p>
@@ -2743,7 +4000,7 @@
                     <pic:cNvPicPr/>
                   </pic:nvPicPr>
                   <pic:blipFill>
-                    <a:blip r:embed="rId49"/>
+                    <a:blip r:embed="rId48"/>
                     <a:stretch>
                       <a:fillRect/>
                     </a:stretch>
@@ -2775,6 +4032,62 @@
       </w:pPr>
       <w:r>
         <w:rPr>
+          <w:sz w:val="28"/>
+          <w:szCs w:val="28"/>
+        </w:rPr>
+        <w:t>Go to load balancer</w:t>
+      </w:r>
+      <w:r>
+        <w:rPr>
+          <w:sz w:val="28"/>
+          <w:szCs w:val="28"/>
+        </w:rPr>
+        <w:sym w:font="Wingdings" w:char="F0E0"/>
+      </w:r>
+      <w:r>
+        <w:rPr>
+          <w:sz w:val="28"/>
+          <w:szCs w:val="28"/>
+        </w:rPr>
+        <w:t>select attributes</w:t>
+      </w:r>
+      <w:r>
+        <w:rPr>
+          <w:sz w:val="28"/>
+          <w:szCs w:val="28"/>
+        </w:rPr>
+        <w:sym w:font="Wingdings" w:char="F0E0"/>
+      </w:r>
+      <w:proofErr w:type="gramStart"/>
+      <w:r>
+        <w:rPr>
+          <w:sz w:val="28"/>
+          <w:szCs w:val="28"/>
+        </w:rPr>
+        <w:t>edit</w:t>
+      </w:r>
+      <w:r>
+        <w:rPr>
+          <w:b/>
+          <w:bCs/>
+          <w:sz w:val="28"/>
+          <w:szCs w:val="28"/>
+        </w:rPr>
+        <w:t xml:space="preserve"> .</w:t>
+      </w:r>
+      <w:proofErr w:type="gramEnd"/>
+    </w:p>
+    <w:p>
+      <w:pPr>
+        <w:rPr>
+          <w:b/>
+          <w:bCs/>
+          <w:sz w:val="28"/>
+          <w:szCs w:val="28"/>
+        </w:rPr>
+      </w:pPr>
+      <w:r>
+        <w:rPr>
           <w:b/>
           <w:bCs/>
           <w:noProof/>
@@ -2798,7 +4111,7 @@
                     <pic:cNvPicPr/>
                   </pic:nvPicPr>
                   <pic:blipFill>
-                    <a:blip r:embed="rId50"/>
+                    <a:blip r:embed="rId49"/>
                     <a:stretch>
                       <a:fillRect/>
                     </a:stretch>
@@ -2822,12 +4135,33 @@
     <w:p>
       <w:pPr>
         <w:rPr>
-          <w:b/>
-          <w:bCs/>
-          <w:sz w:val="28"/>
-          <w:szCs w:val="28"/>
-        </w:rPr>
-      </w:pPr>
+          <w:sz w:val="28"/>
+          <w:szCs w:val="28"/>
+        </w:rPr>
+      </w:pPr>
+      <w:r>
+        <w:rPr>
+          <w:sz w:val="28"/>
+          <w:szCs w:val="28"/>
+        </w:rPr>
+        <w:t xml:space="preserve">We can select the access logs and give the s3 </w:t>
+      </w:r>
+      <w:proofErr w:type="spellStart"/>
+      <w:r>
+        <w:rPr>
+          <w:sz w:val="28"/>
+          <w:szCs w:val="28"/>
+        </w:rPr>
+        <w:t>url</w:t>
+      </w:r>
+      <w:proofErr w:type="spellEnd"/>
+      <w:r>
+        <w:rPr>
+          <w:sz w:val="28"/>
+          <w:szCs w:val="28"/>
+        </w:rPr>
+        <w:t xml:space="preserve"> and click on save changes.</w:t>
+      </w:r>
     </w:p>
     <w:p>
       <w:pPr>
@@ -2862,7 +4196,7 @@
                     <pic:cNvPicPr/>
                   </pic:nvPicPr>
                   <pic:blipFill>
-                    <a:blip r:embed="rId51"/>
+                    <a:blip r:embed="rId50"/>
                     <a:stretch>
                       <a:fillRect/>
                     </a:stretch>
@@ -2886,6 +4220,21 @@
     <w:p>
       <w:pPr>
         <w:rPr>
+          <w:sz w:val="28"/>
+          <w:szCs w:val="28"/>
+        </w:rPr>
+      </w:pPr>
+      <w:r>
+        <w:rPr>
+          <w:sz w:val="28"/>
+          <w:szCs w:val="28"/>
+        </w:rPr>
+        <w:t>Here, the results we can see.</w:t>
+      </w:r>
+    </w:p>
+    <w:p>
+      <w:pPr>
+        <w:rPr>
           <w:b/>
           <w:bCs/>
           <w:sz w:val="28"/>
@@ -2916,7 +4265,7 @@
                     <pic:cNvPicPr/>
                   </pic:nvPicPr>
                   <pic:blipFill>
-                    <a:blip r:embed="rId52"/>
+                    <a:blip r:embed="rId51"/>
                     <a:stretch>
                       <a:fillRect/>
                     </a:stretch>
@@ -3347,6 +4696,7 @@
   <w:style w:type="paragraph" w:default="1" w:styleId="Normal">
     <w:name w:val="Normal"/>
     <w:qFormat/>
+    <w:rsid w:val="00EF1CBA"/>
   </w:style>
   <w:style w:type="paragraph" w:styleId="Heading1">
     <w:name w:val="heading 1"/>
@@ -3550,7 +4900,6 @@
   <w:style w:type="character" w:default="1" w:styleId="DefaultParagraphFont">
     <w:name w:val="Default Paragraph Font"/>
     <w:uiPriority w:val="1"/>
-    <w:semiHidden/>
     <w:unhideWhenUsed/>
   </w:style>
   <w:style w:type="table" w:default="1" w:styleId="TableNormal">
